--- a/03_Outputs/final scripts/zh/Module 1/1.4.0-zh.docx
+++ b/03_Outputs/final scripts/zh/Module 1/1.4.0-zh.docx
@@ -24,12 +24,12 @@
     </w:p>
     <w:p>
       <w:r>
-        <w:t>全民参与的方法将政府、社区和私营部门都纳入讨论。通过共同努力，政策变得更加包容，合作关系更加强大，成果也更持久。</w:t>
+        <w:t>全民参与的方法将政府、社区和私营部门等所有利益相关方都纳入其中。通过共同努力，政策变得更加包容，合作关系更加强大，成果也更持久。</w:t>
       </w:r>
     </w:p>
     <w:p>
       <w:r>
-        <w:t>以人权为基础的方法将能源重新定义为不仅仅是获取——它是一项基本权利。这确保尊严、公平和社会包容始终处于每个倡议的核心。</w:t>
+        <w:t>以人权为基础的方法将能源重新定义为不仅仅是获取能源的权利，而是一项基本人权。这确保尊严、公平和社会包容始终是每项倡议的核心。</w:t>
       </w:r>
     </w:p>
     <w:p>
@@ -44,17 +44,12 @@
     </w:p>
     <w:p>
       <w:r>
-        <w:t>这些方法共同改变项目。它们引导我们在可负担性与充足性之间取得平衡，在土地利用上兼顾粮食和可再生能源，以及在社区最脆弱地区减少环境足迹。</w:t>
+        <w:t>通过应用这些策略，我们可以加快全球能源转型，确保其不仅提供清洁能源，还带来正义、公平和机会。</w:t>
       </w:r>
     </w:p>
     <w:p>
       <w:r>
-        <w:t>通过应用这些策略，我们可以加快全球能源转型——确保其不仅提供清洁能源，还带来正义、公平和机会。</w:t>
-      </w:r>
-    </w:p>
-    <w:p>
-      <w:r>
-        <w:t>让我们开始，探索这些变革性的方法如何将理念转化为实际影响。</w:t>
+        <w:t>让我们开始吧，探索这些变革性方法如何将理念转化为实际影响。</w:t>
       </w:r>
     </w:p>
     <w:sectPr>
